--- a/docs/clients/group-order/Group2_Esperia_Energy/contracts/LOI-Galascope-Ltd-batch1-may2026.docx
+++ b/docs/clients/group-order/Group2_Esperia_Energy/contracts/LOI-Galascope-Ltd-batch1-may2026.docx
@@ -76,7 +76,7 @@
                 <w:color w:val="FFFFFF"/>
                 <w:sz w:val="16"/>
               </w:rPr>
-              <w:t>Ref: LCY-LOI-GAL-B1-2026-R13</w:t>
+              <w:t>Ref: LCY-LOI-GAL-B1-2026-R15</w:t>
               <w:br/>
             </w:r>
             <w:r>
@@ -374,7 +374,7 @@
           <w:color w:val="000000"/>
           <w:sz w:val="20"/>
         </w:rPr>
-        <w:t>Other Esperia group pipeline parks are covered under a separate Letter of Intent with Esperia Energy Group (Ref: LCY-LOI-ESP-PIPELINE-2026-R13).</w:t>
+        <w:t>Other Esperia group pipeline parks are covered under a separate Letter of Intent with Esperia Energy Group (Ref: LCY-LOI-ESP-PIPELINE-2026-R15).</w:t>
       </w:r>
     </w:p>
     <w:p>
@@ -1142,7 +1142,7 @@
           <w:color w:val="000000"/>
           <w:sz w:val="20"/>
         </w:rPr>
-        <w:t>4.2  Schedule 1 indicatives are valid for ninety (90) days from this LOI for planning. The Confirmed Contract Price for each park or batch is set in the EPC within fourteen (14) days after the Client receives grid Connection Terms for that park or batch.</w:t>
+        <w:t>4.2  Schedule 1 indicatives are valid for ninety (90) days from this LOI for planning. The Confirmed Contract Price for each park or batch is set when Lighthief issues the Confirmed Price Certificate under Clause 4.3.</w:t>
       </w:r>
     </w:p>
     <w:p>
@@ -1158,7 +1158,23 @@
           <w:color w:val="000000"/>
           <w:sz w:val="20"/>
         </w:rPr>
-        <w:t>4.3  (Two-way adjustment) The Confirmed Price equals the Indicative Price unless the battery raw-material index (Mysteel lithium carbonate) or EUR/CNY moves beyond the thresholds in EPC §6.1 from the January 2026 reference values. Where a threshold is exceeded, the Confirmed Price adjusts upward or downward to reflect verified movement on the equipment cost base; any downward adjustment is passed through to the Client on milestones not yet invoiced. Any upward adjustment is capped at five percent (5%) of the Indicative Price; if the calculated upward adjustment would exceed five percent (5%), either Party may terminate that EPC without penalty. Lighthief will issue a Price Basis Certificate at EPC signing and at equipment delivery showing the reference indices and calculation.</w:t>
+        <w:t>4.3  (Two-way price commitment) Each EPC will state an Indicative Price (as in Schedule 1 or updated in writing before signing). Within fourteen (14) days after the Client receives grid Connection Terms for that park or batch, Lighthief will issue a Confirmed Price Certificate fixing the Contract Price. The Confirmed Price equals the Indicative Price unless the battery raw-material index (Mysteel lithium carbonate) or EUR/CNY moves beyond the thresholds in EPC §6.1 from the January 2026 reference values (155,000 CNY/tonne (Mysteel China battery-grade spot, January 2026 monthly average); 8.18 CNY per EUR (January 2026 average)). Where a threshold is exceeded, the Confirmed Price adjusts to reflect verified movement on the equipment cost base: downward adjustments are passed through to the Client on milestones not yet invoiced; upward adjustments are capped at five percent (5%) of the Indicative Price. If the calculated upward adjustment would exceed five percent (5%), either Party may decline to proceed with that EPC without penalty. Lighthief will provide a Price Basis Certificate at EPC signing (and at equipment delivery where applicable) showing the reference indices and calculation so the Client can verify how the price follows the market.</w:t>
+      </w:r>
+    </w:p>
+    <w:p>
+      <w:pPr>
+        <w:spacing w:after="100"/>
+        <w:jc w:val="both"/>
+      </w:pPr>
+      <w:r>
+        <w:rPr>
+          <w:rFonts w:ascii="Calibri" w:hAnsi="Calibri"/>
+          <w:b w:val="0"/>
+          <w:i w:val="0"/>
+          <w:color w:val="000000"/>
+          <w:sz w:val="20"/>
+        </w:rPr>
+        <w:t>4.4  (Price lock — signature by 29 May 2026) The Parties acknowledge that, as of the date of this LOI, the Mysteel lithium carbonate index has moved materially above the January 2026 reference in Clause 4.3, while EUR/CNY remains within the EPC FX threshold. Schedule 1 therefore reflects pricing locked with Linyang on the January 2026 quotation basis, not today's spot index. Linyang has confirmed that where this LOI and the relevant park or batch EPC are executed on or before 29 May 2026, the Indicative Price (as in Schedule 1 or updated in writing before signing) shall be the Confirmed Price for equipment cost purposes, without upward raw-material or FX adjustment for index movement occurring before that EPC Effective Date. Clause 4.3 two-way adjustments apply after signing only to verified movement from the indices stated in the Price Basis Certificate at EPC signing.</w:t>
       </w:r>
     </w:p>
     <w:p>
@@ -1655,7 +1671,7 @@
         </w:rPr>
         <w:t>Lighthief Cyprus Ltd  |  HE 477423  |  28 October Ave 249, Lophitis Business Center 1, Office 201, 3035 Limassol, Cyprus</w:t>
         <w:br/>
-        <w:t>office@lighthief.com  |  +357 77 77 00 50  |  solarfarms.cy  |  Ref: LCY-LOI-GAL-B1-2026-R13</w:t>
+        <w:t>office@lighthief.com  |  +357 77 77 00 50  |  solarfarms.cy  |  Ref: LCY-LOI-GAL-B1-2026-R15</w:t>
       </w:r>
     </w:p>
     <w:sectPr>
